--- a/Especializacion/Proyecto I/Clases/Recursos/ACAs/ACA Autoevaluacion.docx
+++ b/Especializacion/Proyecto I/Clases/Recursos/ACAs/ACA Autoevaluacion.docx
@@ -320,7 +320,7 @@
           <w:color w:val="2B2B2B"/>
           <w:sz w:val="22"/>
         </w:rPr>
-        <w:t xml:space="preserve"> 17/11/2026 – 22/11/2026 (cierra </w:t>
+        <w:t xml:space="preserve"> 16/11/2026 – 22/11/2026 (cierra </w:t>
       </w:r>
       <w:r>
         <w:rPr>
@@ -576,7 +576,7 @@
           <w:color w:val="2B2B2B"/>
           <w:sz w:val="22"/>
         </w:rPr>
-        <w:t xml:space="preserve"> 17/11/2026 – 22/11/2026 (cierra </w:t>
+        <w:t xml:space="preserve"> 16/11/2026 – 22/11/2026 (cierra </w:t>
       </w:r>
       <w:r>
         <w:rPr>
